--- a/Core_docx/TASKS.md.docx
+++ b/Core_docx/TASKS.md.docx
@@ -31,102 +31,6 @@
         <w:rPr>
           <w:rtl w:val="0"/>
         </w:rPr>
-        <w:t xml:space="preserve">Recent tasks:</w:t>
-      </w:r>
-    </w:p>
-    <w:p>
-      <w:pPr>
-        <w:rPr/>
-      </w:pPr>
-      <w:r>
-        <w:rPr>
-          <w:rtl w:val="0"/>
-        </w:rPr>
-      </w:r>
-    </w:p>
-    <w:p>
-      <w:pPr>
-        <w:rPr/>
-      </w:pPr>
-      <w:r>
-        <w:rPr>
-          <w:rtl w:val="0"/>
-        </w:rPr>
-        <w:t xml:space="preserve">1. Checked for new user input</w:t>
-      </w:r>
-    </w:p>
-    <w:p>
-      <w:pPr>
-        <w:rPr/>
-      </w:pPr>
-      <w:r>
-        <w:rPr>
-          <w:rtl w:val="0"/>
-        </w:rPr>
-        <w:t xml:space="preserve">2. Reviewed memory for context</w:t>
-      </w:r>
-    </w:p>
-    <w:p>
-      <w:pPr>
-        <w:rPr/>
-      </w:pPr>
-      <w:r>
-        <w:rPr>
-          <w:rtl w:val="0"/>
-        </w:rPr>
-        <w:t xml:space="preserve">3. Generated a response for the user</w:t>
-      </w:r>
-    </w:p>
-    <w:p>
-      <w:pPr>
-        <w:rPr/>
-      </w:pPr>
-      <w:r>
-        <w:rPr>
-          <w:rtl w:val="0"/>
-        </w:rPr>
-      </w:r>
-    </w:p>
-    <w:p>
-      <w:pPr>
-        <w:rPr/>
-      </w:pPr>
-      <w:r>
-        <w:rPr>
-          <w:rtl w:val="0"/>
-        </w:rPr>
-        <w:t xml:space="preserve">Next task:</w:t>
-      </w:r>
-    </w:p>
-    <w:p>
-      <w:pPr>
-        <w:rPr/>
-      </w:pPr>
-      <w:r>
-        <w:rPr>
-          <w:rtl w:val="0"/>
-        </w:rPr>
-        <w:t xml:space="preserve">Check for the next user input or stay idle if nothing new exists</w:t>
-      </w:r>
-    </w:p>
-    <w:p>
-      <w:pPr>
-        <w:rPr/>
-      </w:pPr>
-      <w:r>
-        <w:rPr>
-          <w:rtl w:val="0"/>
-        </w:rPr>
-      </w:r>
-    </w:p>
-    <w:p>
-      <w:pPr>
-        <w:rPr/>
-      </w:pPr>
-      <w:r>
-        <w:rPr>
-          <w:rtl w:val="0"/>
-        </w:rPr>
         <w:t xml:space="preserve">Task rules:</w:t>
       </w:r>
     </w:p>
@@ -138,40 +42,83 @@
         <w:rPr>
           <w:rtl w:val="0"/>
         </w:rPr>
-        <w:t xml:space="preserve">- Add the next task at the end of every run</w:t>
-      </w:r>
-    </w:p>
-    <w:p>
-      <w:pPr>
-        <w:rPr/>
-      </w:pPr>
-      <w:r>
-        <w:rPr>
-          <w:rtl w:val="0"/>
-        </w:rPr>
-        <w:t xml:space="preserve">- Keep only the latest 20 tasks visible</w:t>
-      </w:r>
-    </w:p>
-    <w:p>
-      <w:pPr>
-        <w:rPr/>
-      </w:pPr>
-      <w:r>
-        <w:rPr>
-          <w:rtl w:val="0"/>
-        </w:rPr>
-        <w:t xml:space="preserve">- Remove or summarize older tasks</w:t>
-      </w:r>
-    </w:p>
-    <w:p>
-      <w:pPr>
-        <w:rPr/>
-      </w:pPr>
-      <w:r>
-        <w:rPr>
-          <w:rtl w:val="0"/>
-        </w:rPr>
-        <w:t xml:space="preserve">- Keep task descriptions short and clear</w:t>
+        <w:t xml:space="preserve">- Keep only the latest 20 total items across active tasks and reminder tasks.</w:t>
+      </w:r>
+    </w:p>
+    <w:p>
+      <w:pPr>
+        <w:rPr/>
+      </w:pPr>
+      <w:r>
+        <w:rPr>
+          <w:rtl w:val="0"/>
+        </w:rPr>
+        <w:t xml:space="preserve">- Do not duplicate an active task if the same task already exists.</w:t>
+      </w:r>
+    </w:p>
+    <w:p>
+      <w:pPr>
+        <w:rPr/>
+      </w:pPr>
+      <w:r>
+        <w:rPr>
+          <w:rtl w:val="0"/>
+        </w:rPr>
+        <w:t xml:space="preserve">- Do not duplicate a REMINDER line if the same reminder already exists.</w:t>
+      </w:r>
+    </w:p>
+    <w:p>
+      <w:pPr>
+        <w:rPr/>
+      </w:pPr>
+      <w:r>
+        <w:rPr>
+          <w:rtl w:val="0"/>
+        </w:rPr>
+        <w:t xml:space="preserve">- Do not add idle heartbeat notes as tasks.</w:t>
+      </w:r>
+    </w:p>
+    <w:p>
+      <w:pPr>
+        <w:rPr/>
+      </w:pPr>
+      <w:r>
+        <w:rPr>
+          <w:rtl w:val="0"/>
+        </w:rPr>
+        <w:t xml:space="preserve">- Do not add "check for next user input" as a task.</w:t>
+      </w:r>
+    </w:p>
+    <w:p>
+      <w:pPr>
+        <w:rPr/>
+      </w:pPr>
+      <w:r>
+        <w:rPr>
+          <w:rtl w:val="0"/>
+        </w:rPr>
+        <w:t xml:space="preserve">- Do not wrap an already formatted task in another "- [ ]".</w:t>
+      </w:r>
+    </w:p>
+    <w:p>
+      <w:pPr>
+        <w:rPr/>
+      </w:pPr>
+      <w:r>
+        <w:rPr>
+          <w:rtl w:val="0"/>
+        </w:rPr>
+        <w:t xml:space="preserve">- Remove a REMINDER line after the reminder is sent.</w:t>
+      </w:r>
+    </w:p>
+    <w:p>
+      <w:pPr>
+        <w:rPr/>
+      </w:pPr>
+      <w:r>
+        <w:rPr>
+          <w:rtl w:val="0"/>
+        </w:rPr>
       </w:r>
     </w:p>
     <w:p>
